--- a/public/LOVEWELL POND DUES FORM.docx
+++ b/public/LOVEWELL POND DUES FORM.docx
@@ -87,7 +87,27 @@
           <w:sz w:val="24"/>
           <w:szCs w:val="24"/>
         </w:rPr>
-        <w:t xml:space="preserve"> The Membership</w:t>
+        <w:t xml:space="preserve"> </w:t>
+      </w:r>
+      <w:proofErr w:type="gramStart"/>
+      <w:r>
+        <w:rPr>
+          <w:i/>
+          <w:iCs/>
+          <w:sz w:val="24"/>
+          <w:szCs w:val="24"/>
+        </w:rPr>
+        <w:t>The</w:t>
+      </w:r>
+      <w:proofErr w:type="gramEnd"/>
+      <w:r>
+        <w:rPr>
+          <w:i/>
+          <w:iCs/>
+          <w:sz w:val="24"/>
+          <w:szCs w:val="24"/>
+        </w:rPr>
+        <w:t xml:space="preserve"> Membership</w:t>
       </w:r>
       <w:r>
         <w:rPr>
@@ -234,23 +254,7 @@
           <w:sz w:val="24"/>
           <w:szCs w:val="24"/>
         </w:rPr>
-        <w:t>Pond Association is a registered 501</w:t>
-      </w:r>
-      <w:proofErr w:type="gramStart"/>
-      <w:r>
-        <w:rPr>
-          <w:sz w:val="24"/>
-          <w:szCs w:val="24"/>
-        </w:rPr>
-        <w:t>©(</w:t>
-      </w:r>
-      <w:proofErr w:type="gramEnd"/>
-      <w:r>
-        <w:rPr>
-          <w:sz w:val="24"/>
-          <w:szCs w:val="24"/>
-        </w:rPr>
-        <w:t xml:space="preserve">3) tax exempt non-profit organization.  </w:t>
+        <w:t xml:space="preserve">Pond Association is a registered 501©(3) tax exempt non-profit organization.  </w:t>
       </w:r>
       <w:r>
         <w:rPr>
@@ -286,7 +290,6 @@
       <w:r>
         <w:t>__</w:t>
       </w:r>
-      <w:proofErr w:type="gramStart"/>
       <w:r>
         <w:t xml:space="preserve"> </w:t>
       </w:r>
@@ -294,11 +297,13 @@
         <w:t xml:space="preserve">  </w:t>
       </w:r>
       <w:r>
-        <w:t>(</w:t>
-      </w:r>
-      <w:proofErr w:type="gramEnd"/>
-      <w:r>
-        <w:t xml:space="preserve">$25) </w:t>
+        <w:t>($</w:t>
+      </w:r>
+      <w:r>
+        <w:t>50</w:t>
+      </w:r>
+      <w:r>
+        <w:t xml:space="preserve">) </w:t>
       </w:r>
       <w:r>
         <w:t xml:space="preserve">                 </w:t>
